--- a/resources/dist/sheets/we-the-people-1787-1791-student-sheet-es.docx
+++ b/resources/dist/sheets/we-the-people-1787-1791-student-sheet-es.docx
@@ -7,9 +7,6 @@
         <w:pStyle w:val="Heading1"/>
       </w:pPr>
       <w:r>
-        <w:rPr>
-          <w:lang w:val="es-US"/>
-        </w:rPr>
         <w:t xml:space="preserve">Nosotros, el pueblo: representación y ratificación, 1787–1791</w:t>
       </w:r>
     </w:p>
@@ -18,30 +15,26 @@
         <w:pStyle w:val="Subtle"/>
       </w:pPr>
       <w:r>
-        <w:rPr>
-          <w:lang w:val="es-US"/>
-        </w:rPr>
         <w:t xml:space="preserve">Hoja del estudiante</w:t>
       </w:r>
     </w:p>
     <w:p>
       <w:pPr>
         <w:tabs>
-          <w:tab w:val="left" w:pos="5200"/>
+          <w:tab w:val="left" w:pos="5000" w:leader="underscore"/>
+          <w:tab w:val="left" w:pos="5600"/>
+          <w:tab w:val="left" w:pos="9400" w:leader="underscore"/>
         </w:tabs>
         <w:spacing w:after="120" w:before="120"/>
       </w:pPr>
       <w:r>
-        <w:rPr>
-          <w:lang w:val="es-US"/>
-        </w:rPr>
-        <w:t xml:space="preserve">Nombre: ____________________________</w:t>
-      </w:r>
-      <w:r>
-        <w:rPr>
-          <w:lang w:val="es-US"/>
-        </w:rPr>
-        <w:t xml:space="preserve">	Fecha: ______________</w:t>
+        <w:t xml:space="preserve">Nombre:</w:t>
+      </w:r>
+      <w:r>
+        <w:t xml:space="preserve">		Fecha:</w:t>
+      </w:r>
+      <w:r>
+        <w:t xml:space="preserve">	</w:t>
       </w:r>
     </w:p>
     <w:p>
@@ -53,50 +46,50 @@
         <w:rPr>
           <w:b/>
           <w:bCs/>
-          <w:lang w:val="es-US"/>
         </w:rPr>
         <w:t xml:space="preserve">Pregunta central: </w:t>
       </w:r>
       <w:r>
-        <w:rPr>
-          <w:lang w:val="es-US"/>
-        </w:rPr>
         <w:t xml:space="preserve">¿Cómo equilibró la Constitución a los estados grandes y pequeños, y qué tan cerca estuvo de ser rechazada?</w:t>
       </w:r>
     </w:p>
     <w:p>
       <w:pPr>
-        <w:spacing w:after="160"/>
+        <w:spacing w:after="40"/>
       </w:pPr>
       <w:r>
         <w:rPr>
           <w:i/>
           <w:iCs/>
-          <w:lang w:val="es-US"/>
         </w:rPr>
         <w:t xml:space="preserve">Abre el mapa en MapMaker: </w:t>
       </w:r>
-      <w:hyperlink w:history="1" r:id="rIdofj6stwr9nfoeqihzyies">
+      <w:hyperlink w:history="1" r:id="rIdarbz-qbjpmzzmugprt_tb">
         <w:r>
           <w:rPr>
             <w:i/>
             <w:iCs/>
             <w:color w:val="0A4FA8"/>
             <w:u w:val="single"/>
-            <w:lang w:val="es-US"/>
           </w:rPr>
-          <w:t xml:space="preserve">We the People: Representation and Ratification, 1787–1791</w:t>
+          <w:t xml:space="preserve">Nosotros, el pueblo: representación y ratificación, 1787–1791</w:t>
         </w:r>
       </w:hyperlink>
     </w:p>
     <w:p>
       <w:pPr>
+        <w:pStyle w:val="Credits"/>
+        <w:spacing w:after="160"/>
+      </w:pPr>
+      <w:r>
+        <w:t xml:space="preserve">Dirección del mapa: https://mpmkr.maps.arcgis.com/apps/instant/atlas/index.html?appid=0cd1cdee853c413a84bfe4b9a6931f0d&amp;webmap=eba1ea7488624f3c88ef094167ed03ca</w:t>
+      </w:r>
+    </w:p>
+    <w:p>
+      <w:pPr>
         <w:pStyle w:val="Heading2"/>
       </w:pPr>
       <w:r>
-        <w:rPr>
-          <w:lang w:val="es-US"/>
-        </w:rPr>
         <w:t xml:space="preserve">Antes de empezar</w:t>
       </w:r>
     </w:p>
@@ -105,9 +98,6 @@
         <w:spacing w:after="80"/>
       </w:pPr>
       <w:r>
-        <w:rPr>
-          <w:lang w:val="es-US"/>
-        </w:rPr>
         <w:t xml:space="preserve">En 1787, delegados de doce estados se reunieron en Filadelfia y redactaron la Constitución. Los estados grandes y los pequeños no estaban de acuerdo sobre cuántos votos debía tener cada uno en el Congreso. La Constitución solo entraría en vigor cuando nueve estados la ratificaran, cada uno en una convención especial.</w:t>
       </w:r>
     </w:p>
@@ -116,9 +106,6 @@
         <w:pStyle w:val="Heading2"/>
       </w:pPr>
       <w:r>
-        <w:rPr>
-          <w:lang w:val="es-US"/>
-        </w:rPr>
         <w:t xml:space="preserve">Cómo leer el mapa</w:t>
       </w:r>
     </w:p>
@@ -127,10 +114,7 @@
         <w:spacing w:after="80"/>
       </w:pPr>
       <w:r>
-        <w:rPr>
-          <w:lang w:val="es-US"/>
-        </w:rPr>
-        <w:t xml:space="preserve">El mapa no tiene nombres de lugares: haz clic en un gráfico circular o en un estado para ver su nombre. Los gráficos sobre los estados muestran la población en 1790: azul para las personas libres, rojo anaranjado para las esclavizadas, y los gráficos más grandes indican más habitantes. Tres capas están desactivadas al abrir el mapa. En House seats in 1793, un azul más oscuro indica más escaños. En Ratifying the Constitution, cada gráfico está donde se reunió la convención de un estado: azul para los votos a favor de ratificar, rojo anaranjado para los votos en contra, y las etiquetas indican el orden en que ratificó cada estado. Maine aparece dentro de Massachusetts y Virginia Occidental dentro de Virginia.</w:t>
+        <w:t xml:space="preserve">El mapa no tiene nombres de lugares: haz clic en un gráfico circular o en un estado para ver su nombre en el título de la ventana emergente. Los gráficos sobre los estados muestran la población en 1790: azul para las personas libres, rojo anaranjado para las esclavizadas, y los gráficos más grandes indican más habitantes. Tres capas están desactivadas al abrir el mapa. En House seats in 1793, un azul más oscuro indica más escaños, y cada etiqueta da la abreviatura del estado y sus escaños. En Ratifying the Constitution, cada gráfico está donde se reunió la convención de un estado: azul para los votos a favor de ratificar, rojo anaranjado para los votos en contra, y las etiquetas indican el orden en que ratificó cada estado. Maine aparece dentro de Massachusetts y Virginia Occidental dentro de Virginia.</w:t>
       </w:r>
     </w:p>
     <w:p>
@@ -142,14 +126,10 @@
         <w:rPr>
           <w:b/>
           <w:bCs/>
-          <w:lang w:val="es-US"/>
         </w:rPr>
         <w:t xml:space="preserve">Consejo: </w:t>
       </w:r>
       <w:r>
-        <w:rPr>
-          <w:lang w:val="es-US"/>
-        </w:rPr>
         <w:t xml:space="preserve">Si una ventana emergente dice 1 de 2 (o más), hay más de un elemento en ese lugar. Usa las flechas de la ventana para ver cada uno.</w:t>
       </w:r>
     </w:p>
@@ -158,9 +138,6 @@
         <w:pStyle w:val="Heading2"/>
       </w:pPr>
       <w:r>
-        <w:rPr>
-          <w:lang w:val="es-US"/>
-        </w:rPr>
         <w:t xml:space="preserve">Preguntas</w:t>
       </w:r>
     </w:p>
@@ -178,15 +155,11 @@
         <w:rPr>
           <w:b/>
           <w:bCs/>
-          <w:lang w:val="es-US"/>
         </w:rPr>
         <w:t xml:space="preserve">¿Quién vivía dónde en 1790? </w:t>
       </w:r>
       <w:r>
-        <w:rPr>
-          <w:lang w:val="es-US"/>
-        </w:rPr>
-        <w:t xml:space="preserve">Abre el marcador The states in 1790 y haz clic en los gráficos circulares. ¿Qué estado tenía más habitantes? ¿En qué estados más de una cuarta parte de la población estaba esclavizada?</w:t>
+        <w:t xml:space="preserve">Abre el marcador The states in 1790 (los estados en 1790) y haz clic en los gráficos circulares. ¿Qué estado tenía más habitantes? ¿En qué estados más de una cuarta parte de la población estaba esclavizada? La primera línea de cada ventana emergente da el porcentaje.</w:t>
       </w:r>
     </w:p>
     <w:p>
@@ -195,42 +168,21 @@
         <w:pBdr>
           <w:bottom w:val="single" w:color="8A949F" w:sz="4" w:space="1"/>
         </w:pBdr>
-        <w:spacing w:before="100"/>
-      </w:pPr>
-      <w:r>
-        <w:rPr>
-          <w:lang w:val="es-US"/>
-        </w:rPr>
-        <w:t xml:space="preserve"/>
-      </w:r>
-    </w:p>
-    <w:p>
-      <w:pPr>
-        <w:keepNext/>
+        <w:spacing w:before="90" w:line="240"/>
+      </w:pPr>
+      <w:r>
+        <w:t xml:space="preserve"/>
+      </w:r>
+    </w:p>
+    <w:p>
+      <w:pPr>
+        <w:keepNext w:val="false"/>
         <w:pBdr>
           <w:bottom w:val="single" w:color="8A949E" w:sz="4" w:space="1"/>
         </w:pBdr>
-        <w:spacing w:before="100"/>
-      </w:pPr>
-      <w:r>
-        <w:rPr>
-          <w:lang w:val="es-US"/>
-        </w:rPr>
-        <w:t xml:space="preserve"/>
-      </w:r>
-    </w:p>
-    <w:p>
-      <w:pPr>
-        <w:keepNext w:val="false"/>
-        <w:pBdr>
-          <w:bottom w:val="single" w:color="8A949F" w:sz="4" w:space="1"/>
-        </w:pBdr>
-        <w:spacing w:before="100"/>
-      </w:pPr>
-      <w:r>
-        <w:rPr>
-          <w:lang w:val="es-US"/>
-        </w:rPr>
+        <w:spacing w:before="90" w:line="240"/>
+      </w:pPr>
+      <w:r>
         <w:t xml:space="preserve"/>
       </w:r>
     </w:p>
@@ -248,15 +200,11 @@
         <w:rPr>
           <w:b/>
           <w:bCs/>
-          <w:lang w:val="es-US"/>
-        </w:rPr>
-        <w:t xml:space="preserve">Escaños en el Congreso </w:t>
-      </w:r>
-      <w:r>
-        <w:rPr>
-          <w:lang w:val="es-US"/>
-        </w:rPr>
-        <w:t xml:space="preserve">En las capas del mapa (Map layers), activa House seats in 1793. ¿Qué estado tenía más escaños en la Cámara de Representantes y cuál tenía menos? ¿Cuántos senadores tenía cada estado?</w:t>
+        </w:rPr>
+        <w:t xml:space="preserve">Escaños en el Congreso. </w:t>
+      </w:r>
+      <w:r>
+        <w:t xml:space="preserve">En las capas del mapa (Map layers), activa House seats in 1793 (escaños en la Cámara en 1793). Cada etiqueta da el estado y sus escaños, y un azul más oscuro indica más escaños. ¿Qué estado tenía más escaños en la Cámara de Representantes y cuál tenía menos? Haz clic en dos estados: ¿cuántos senadores tenía cada uno? ¿Por qué crees que la Cámara y el Senado se cuentan de forma distinta?</w:t>
       </w:r>
     </w:p>
     <w:p>
@@ -265,12 +213,9 @@
         <w:pBdr>
           <w:bottom w:val="single" w:color="8A949F" w:sz="4" w:space="1"/>
         </w:pBdr>
-        <w:spacing w:before="100"/>
-      </w:pPr>
-      <w:r>
-        <w:rPr>
-          <w:lang w:val="es-US"/>
-        </w:rPr>
+        <w:spacing w:before="90" w:line="240"/>
+      </w:pPr>
+      <w:r>
         <w:t xml:space="preserve"/>
       </w:r>
     </w:p>
@@ -280,12 +225,9 @@
         <w:pBdr>
           <w:bottom w:val="single" w:color="8A949E" w:sz="4" w:space="1"/>
         </w:pBdr>
-        <w:spacing w:before="100"/>
-      </w:pPr>
-      <w:r>
-        <w:rPr>
-          <w:lang w:val="es-US"/>
-        </w:rPr>
+        <w:spacing w:before="90" w:line="240"/>
+      </w:pPr>
+      <w:r>
         <w:t xml:space="preserve"/>
       </w:r>
     </w:p>
@@ -295,12 +237,9 @@
         <w:pBdr>
           <w:bottom w:val="single" w:color="8A949F" w:sz="4" w:space="1"/>
         </w:pBdr>
-        <w:spacing w:before="100"/>
-      </w:pPr>
-      <w:r>
-        <w:rPr>
-          <w:lang w:val="es-US"/>
-        </w:rPr>
+        <w:spacing w:before="90" w:line="240"/>
+      </w:pPr>
+      <w:r>
         <w:t xml:space="preserve"/>
       </w:r>
     </w:p>
@@ -318,15 +257,11 @@
         <w:rPr>
           <w:b/>
           <w:bCs/>
-          <w:lang w:val="es-US"/>
-        </w:rPr>
-        <w:t xml:space="preserve">La cláusula de los tres quintos </w:t>
-      </w:r>
-      <w:r>
-        <w:rPr>
-          <w:lang w:val="es-US"/>
-        </w:rPr>
-        <w:t xml:space="preserve">Según la cláusula de los tres quintos, se contaban tres de cada cinco personas esclavizadas al repartir los escaños de la Cámara. Haz clic en Virginia y en Carolina del Sur: ¿cuántos escaños habría tenido cada uno si se hubiera contado a todas las personas esclavizadas, o a ninguna? ¿Qué estados ganaron escaños al contar a personas que no podían votar?</w:t>
+        </w:rPr>
+        <w:t xml:space="preserve">La cláusula de los tres quintos. </w:t>
+      </w:r>
+      <w:r>
+        <w:t xml:space="preserve">Según la cláusula de los tres quintos, se contaban tres de cada cinco personas esclavizadas al repartir los escaños de la Cámara. Haz clic en Virginia y en Carolina del Sur y lee las dos últimas líneas de cada ventana emergente: ¿cuántos escaños habría tenido cada uno si se hubiera contado a todas las personas esclavizadas, o a ninguna? Haz clic también en otros estados: ¿cuáles ganaron escaños al contar a personas que no podían votar?</w:t>
       </w:r>
     </w:p>
     <w:p>
@@ -336,10 +271,25 @@
         <w:ind w:left="360"/>
       </w:pPr>
       <w:r>
-        <w:rPr>
-          <w:lang w:val="es-US"/>
-        </w:rPr>
-        <w:t xml:space="preserve">Virginia: ____ escaños con la cláusula de los tres quintos; ____ si no se contaba a las personas esclavizadas.</w:t>
+        <w:t xml:space="preserve">Virginia: </w:t>
+      </w:r>
+      <w:r>
+        <w:rPr>
+          <w:u w:val="single"/>
+        </w:rPr>
+        <w:t xml:space="preserve">              </w:t>
+      </w:r>
+      <w:r>
+        <w:t xml:space="preserve"> escaños con la cláusula de los tres quintos; </w:t>
+      </w:r>
+      <w:r>
+        <w:rPr>
+          <w:u w:val="single"/>
+        </w:rPr>
+        <w:t xml:space="preserve">              </w:t>
+      </w:r>
+      <w:r>
+        <w:t xml:space="preserve"> si no se contaba a las personas esclavizadas.</w:t>
       </w:r>
     </w:p>
     <w:p>
@@ -348,42 +298,21 @@
         <w:pBdr>
           <w:bottom w:val="single" w:color="8A949F" w:sz="4" w:space="1"/>
         </w:pBdr>
-        <w:spacing w:before="100"/>
-      </w:pPr>
-      <w:r>
-        <w:rPr>
-          <w:lang w:val="es-US"/>
-        </w:rPr>
-        <w:t xml:space="preserve"/>
-      </w:r>
-    </w:p>
-    <w:p>
-      <w:pPr>
-        <w:keepNext/>
+        <w:spacing w:before="90" w:line="240"/>
+      </w:pPr>
+      <w:r>
+        <w:t xml:space="preserve"/>
+      </w:r>
+    </w:p>
+    <w:p>
+      <w:pPr>
+        <w:keepNext w:val="false"/>
         <w:pBdr>
           <w:bottom w:val="single" w:color="8A949E" w:sz="4" w:space="1"/>
         </w:pBdr>
-        <w:spacing w:before="100"/>
-      </w:pPr>
-      <w:r>
-        <w:rPr>
-          <w:lang w:val="es-US"/>
-        </w:rPr>
-        <w:t xml:space="preserve"/>
-      </w:r>
-    </w:p>
-    <w:p>
-      <w:pPr>
-        <w:keepNext w:val="false"/>
-        <w:pBdr>
-          <w:bottom w:val="single" w:color="8A949F" w:sz="4" w:space="1"/>
-        </w:pBdr>
-        <w:spacing w:before="100"/>
-      </w:pPr>
-      <w:r>
-        <w:rPr>
-          <w:lang w:val="es-US"/>
-        </w:rPr>
+        <w:spacing w:before="90" w:line="240"/>
+      </w:pPr>
+      <w:r>
         <w:t xml:space="preserve"/>
       </w:r>
     </w:p>
@@ -401,15 +330,11 @@
         <w:rPr>
           <w:b/>
           <w:bCs/>
-          <w:lang w:val="es-US"/>
         </w:rPr>
         <w:t xml:space="preserve">¿Qué tan reñida fue la ratificación? </w:t>
       </w:r>
       <w:r>
-        <w:rPr>
-          <w:lang w:val="es-US"/>
-        </w:rPr>
-        <w:t xml:space="preserve">Desactiva Population in 1790 y House seats in 1793, y activa Ratifying the Constitution. Haz clic en los gráficos para encontrar las tres votaciones más reñidas. ¿Por qué Carolina del Norte tiene dos gráficos?</w:t>
+        <w:t xml:space="preserve">Desactiva Population in 1790 y House seats in 1793, y activa Ratifying the Constitution (la ratificación de la Constitución). Haz clic en los gráficos y lee la primera línea de cada ventana emergente, que da los votos a favor y en contra. ¿Qué tres votaciones fueron las más reñidas? Carolina del Norte tiene dos gráficos: haz clic en ambos y explica por qué.</w:t>
       </w:r>
     </w:p>
     <w:p>
@@ -418,42 +343,21 @@
         <w:pBdr>
           <w:bottom w:val="single" w:color="8A949F" w:sz="4" w:space="1"/>
         </w:pBdr>
-        <w:spacing w:before="100"/>
-      </w:pPr>
-      <w:r>
-        <w:rPr>
-          <w:lang w:val="es-US"/>
-        </w:rPr>
-        <w:t xml:space="preserve"/>
-      </w:r>
-    </w:p>
-    <w:p>
-      <w:pPr>
-        <w:keepNext/>
+        <w:spacing w:before="90" w:line="240"/>
+      </w:pPr>
+      <w:r>
+        <w:t xml:space="preserve"/>
+      </w:r>
+    </w:p>
+    <w:p>
+      <w:pPr>
+        <w:keepNext w:val="false"/>
         <w:pBdr>
           <w:bottom w:val="single" w:color="8A949E" w:sz="4" w:space="1"/>
         </w:pBdr>
-        <w:spacing w:before="100"/>
-      </w:pPr>
-      <w:r>
-        <w:rPr>
-          <w:lang w:val="es-US"/>
-        </w:rPr>
-        <w:t xml:space="preserve"/>
-      </w:r>
-    </w:p>
-    <w:p>
-      <w:pPr>
-        <w:keepNext w:val="false"/>
-        <w:pBdr>
-          <w:bottom w:val="single" w:color="8A949F" w:sz="4" w:space="1"/>
-        </w:pBdr>
-        <w:spacing w:before="100"/>
-      </w:pPr>
-      <w:r>
-        <w:rPr>
-          <w:lang w:val="es-US"/>
-        </w:rPr>
+        <w:spacing w:before="90" w:line="240"/>
+      </w:pPr>
+      <w:r>
         <w:t xml:space="preserve"/>
       </w:r>
     </w:p>
@@ -466,14 +370,10 @@
         <w:rPr>
           <w:b/>
           <w:bCs/>
-          <w:lang w:val="es-US"/>
         </w:rPr>
         <w:t xml:space="preserve">Tu respuesta: </w:t>
       </w:r>
       <w:r>
-        <w:rPr>
-          <w:lang w:val="es-US"/>
-        </w:rPr>
         <w:t xml:space="preserve">Responde la pregunta central con evidencia de al menos dos capas del mapa. Puedes escribir un párrafo, dibujar en el mapa o hacer ambas cosas.</w:t>
       </w:r>
     </w:p>
@@ -483,12 +383,9 @@
         <w:pBdr>
           <w:bottom w:val="single" w:color="8A949F" w:sz="4" w:space="1"/>
         </w:pBdr>
-        <w:spacing w:before="100"/>
-      </w:pPr>
-      <w:r>
-        <w:rPr>
-          <w:lang w:val="es-US"/>
-        </w:rPr>
+        <w:spacing w:before="90" w:line="240"/>
+      </w:pPr>
+      <w:r>
         <w:t xml:space="preserve"/>
       </w:r>
     </w:p>
@@ -498,43 +395,38 @@
         <w:pBdr>
           <w:bottom w:val="single" w:color="8A949E" w:sz="4" w:space="1"/>
         </w:pBdr>
-        <w:spacing w:before="100"/>
-      </w:pPr>
-      <w:r>
-        <w:rPr>
-          <w:lang w:val="es-US"/>
-        </w:rPr>
-        <w:t xml:space="preserve"/>
-      </w:r>
-    </w:p>
-    <w:p>
-      <w:pPr>
-        <w:keepNext/>
+        <w:spacing w:before="90" w:line="240"/>
+      </w:pPr>
+      <w:r>
+        <w:t xml:space="preserve"/>
+      </w:r>
+    </w:p>
+    <w:p>
+      <w:pPr>
+        <w:keepNext w:val="false"/>
         <w:pBdr>
           <w:bottom w:val="single" w:color="8A949F" w:sz="4" w:space="1"/>
         </w:pBdr>
-        <w:spacing w:before="100"/>
-      </w:pPr>
-      <w:r>
-        <w:rPr>
-          <w:lang w:val="es-US"/>
-        </w:rPr>
-        <w:t xml:space="preserve"/>
-      </w:r>
-    </w:p>
-    <w:p>
-      <w:pPr>
-        <w:keepNext/>
-        <w:pBdr>
-          <w:bottom w:val="single" w:color="8A949E" w:sz="4" w:space="1"/>
-        </w:pBdr>
-        <w:spacing w:before="100"/>
-      </w:pPr>
-      <w:r>
-        <w:rPr>
-          <w:lang w:val="es-US"/>
-        </w:rPr>
-        <w:t xml:space="preserve"/>
+        <w:spacing w:before="90" w:line="240"/>
+      </w:pPr>
+      <w:r>
+        <w:t xml:space="preserve"/>
+      </w:r>
+    </w:p>
+    <w:p>
+      <w:pPr>
+        <w:pStyle w:val="Heading2"/>
+      </w:pPr>
+      <w:r>
+        <w:t xml:space="preserve">Reflexión</w:t>
+      </w:r>
+    </w:p>
+    <w:p>
+      <w:pPr>
+        <w:keepNext/>
+      </w:pPr>
+      <w:r>
+        <w:t xml:space="preserve">¿Qué te mostró el mapa sobre la Constitución que quizá no habrías notado solo con la lectura?</w:t>
       </w:r>
     </w:p>
     <w:p>
@@ -543,92 +435,19 @@
         <w:pBdr>
           <w:bottom w:val="single" w:color="8A949F" w:sz="4" w:space="1"/>
         </w:pBdr>
-        <w:spacing w:before="100"/>
-      </w:pPr>
-      <w:r>
-        <w:rPr>
-          <w:lang w:val="es-US"/>
-        </w:rPr>
-        <w:t xml:space="preserve"/>
-      </w:r>
-    </w:p>
-    <w:p>
-      <w:pPr>
-        <w:pStyle w:val="Heading2"/>
-      </w:pPr>
-      <w:r>
-        <w:rPr>
-          <w:lang w:val="es-US"/>
-        </w:rPr>
-        <w:t xml:space="preserve">Reflexión</w:t>
-      </w:r>
-    </w:p>
-    <w:p>
-      <w:pPr>
-        <w:keepNext/>
-      </w:pPr>
-      <w:r>
-        <w:rPr>
-          <w:lang w:val="es-US"/>
-        </w:rPr>
-        <w:t xml:space="preserve">¿Qué te mostró el mapa sobre la Constitución que quizá no habrías notado solo con la lectura?</w:t>
-      </w:r>
-    </w:p>
-    <w:p>
-      <w:pPr>
-        <w:keepNext/>
-        <w:pBdr>
-          <w:bottom w:val="single" w:color="8A949F" w:sz="4" w:space="1"/>
-        </w:pBdr>
-        <w:spacing w:before="100"/>
-      </w:pPr>
-      <w:r>
-        <w:rPr>
-          <w:lang w:val="es-US"/>
-        </w:rPr>
-        <w:t xml:space="preserve"/>
-      </w:r>
-    </w:p>
-    <w:p>
-      <w:pPr>
-        <w:keepNext/>
-        <w:pBdr>
-          <w:bottom w:val="single" w:color="8A949E" w:sz="4" w:space="1"/>
-        </w:pBdr>
-        <w:spacing w:before="100"/>
-      </w:pPr>
-      <w:r>
-        <w:rPr>
-          <w:lang w:val="es-US"/>
-        </w:rPr>
-        <w:t xml:space="preserve"/>
-      </w:r>
-    </w:p>
-    <w:p>
-      <w:pPr>
-        <w:keepNext w:val="false"/>
-        <w:pBdr>
-          <w:bottom w:val="single" w:color="8A949F" w:sz="4" w:space="1"/>
-        </w:pBdr>
-        <w:spacing w:before="100"/>
-      </w:pPr>
-      <w:r>
-        <w:rPr>
-          <w:lang w:val="es-US"/>
-        </w:rPr>
+        <w:spacing w:before="90" w:line="240"/>
+      </w:pPr>
+      <w:r>
         <w:t xml:space="preserve"/>
       </w:r>
     </w:p>
     <w:p>
       <w:pPr>
         <w:pStyle w:val="Credits"/>
-        <w:spacing w:before="360"/>
-      </w:pPr>
-      <w:r>
-        <w:rPr>
-          <w:lang w:val="es-US"/>
-        </w:rPr>
-        <w:t xml:space="preserve">Map data: 1790 census figures as tabulated on Wikipedia, checked against the 1793 House seats; seats from the National Archives; ratio from the U.S. Census Bureau; state outlines from Natural Earth; National Archives; U.S. Census Bureau (MapMaker catalogue); Center for the Study of the American Constitution, University of Wisconsin–Madison (votes, dates and meeting places).</w:t>
+        <w:spacing w:before="120"/>
+      </w:pPr>
+      <w:r>
+        <w:t xml:space="preserve">Datos del mapa: 1790 census figures as tabulated on Wikipedia, checked against the 1793 House seats; seats from the National Archives; ratio from the U.S. Census Bureau; state outlines from Natural Earth; National Archives; U.S. Census Bureau (MapMaker catalogue); Center for the Study of the American Constitution, University of Wisconsin–Madison (votes, dates and meeting places).</w:t>
       </w:r>
     </w:p>
     <w:sectPr>
@@ -690,10 +509,7 @@
       <w:pStyle w:val="Credits"/>
     </w:pPr>
     <w:r>
-      <w:rPr>
-        <w:lang w:val="es-US"/>
-      </w:rPr>
-      <w:t xml:space="preserve">We the People: Representation and Ratification, 1787–1791, version 0.1.0. Draft translation.</w:t>
+      <w:t xml:space="preserve">Nosotros, el pueblo: representación y ratificación, 1787–1791, 0.2.0.</w:t>
     </w:r>
   </w:p>
 </w:ftr>
@@ -857,6 +673,7 @@
         <w:rFonts w:ascii="Arial" w:cs="Arial" w:eastAsia="Arial" w:hAnsi="Arial"/>
         <w:sz w:val="24"/>
         <w:szCs w:val="24"/>
+        <w:lang w:val="es-US"/>
       </w:rPr>
     </w:rPrDefault>
     <w:pPrDefault>
@@ -880,10 +697,17 @@
     <w:basedOn w:val="Normal"/>
     <w:next w:val="Normal"/>
     <w:qFormat/>
-    <w:rPr>
-      <w:color w:val="2E74B5"/>
-      <w:sz w:val="32"/>
-      <w:szCs w:val="32"/>
+    <w:pPr>
+      <w:spacing w:after="60"/>
+      <w:outlineLvl w:val="0"/>
+    </w:pPr>
+    <w:rPr>
+      <w:rFonts w:ascii="Arial" w:cs="Arial" w:eastAsia="Arial" w:hAnsi="Arial"/>
+      <w:b/>
+      <w:bCs/>
+      <w:color w:val="1F1F1F"/>
+      <w:sz w:val="36"/>
+      <w:szCs w:val="36"/>
     </w:rPr>
   </w:style>
   <w:style w:type="paragraph" w:styleId="Heading2">
@@ -891,10 +715,18 @@
     <w:basedOn w:val="Normal"/>
     <w:next w:val="Normal"/>
     <w:qFormat/>
-    <w:rPr>
-      <w:color w:val="2E74B5"/>
-      <w:sz w:val="26"/>
-      <w:szCs w:val="26"/>
+    <w:pPr>
+      <w:keepNext/>
+      <w:spacing w:after="40" w:before="180"/>
+      <w:outlineLvl w:val="1"/>
+    </w:pPr>
+    <w:rPr>
+      <w:rFonts w:ascii="Arial" w:cs="Arial" w:eastAsia="Arial" w:hAnsi="Arial"/>
+      <w:b/>
+      <w:bCs/>
+      <w:color w:val="1F1F1F"/>
+      <w:sz w:val="28"/>
+      <w:szCs w:val="28"/>
     </w:rPr>
   </w:style>
   <w:style w:type="paragraph" w:styleId="Heading3">
@@ -902,8 +734,16 @@
     <w:basedOn w:val="Normal"/>
     <w:next w:val="Normal"/>
     <w:qFormat/>
-    <w:rPr>
-      <w:color w:val="1F4D78"/>
+    <w:pPr>
+      <w:keepNext/>
+      <w:spacing w:after="40" w:before="140"/>
+      <w:outlineLvl w:val="2"/>
+    </w:pPr>
+    <w:rPr>
+      <w:rFonts w:ascii="Arial" w:cs="Arial" w:eastAsia="Arial" w:hAnsi="Arial"/>
+      <w:b/>
+      <w:bCs/>
+      <w:color w:val="1F1F1F"/>
       <w:sz w:val="24"/>
       <w:szCs w:val="24"/>
     </w:rPr>
@@ -1036,51 +876,14 @@
       <w:szCs w:val="20"/>
     </w:rPr>
   </w:style>
-  <w:style w:type="paragraph" w:styleId="Heading1">
-    <w:name w:val="Heading 1"/>
-    <w:basedOn w:val="Normal"/>
-    <w:next w:val="Normal"/>
-    <w:qFormat/>
-    <w:pPr>
-      <w:spacing w:after="60"/>
-      <w:outlineLvl w:val="0"/>
-    </w:pPr>
-    <w:rPr>
-      <w:rFonts w:ascii="Arial" w:cs="Arial" w:eastAsia="Arial" w:hAnsi="Arial"/>
-      <w:b/>
-      <w:bCs/>
-      <w:color w:val="1F1F1F"/>
-      <w:sz w:val="36"/>
-      <w:szCs w:val="36"/>
-    </w:rPr>
-  </w:style>
-  <w:style w:type="paragraph" w:styleId="Heading2">
-    <w:name w:val="Heading 2"/>
-    <w:basedOn w:val="Normal"/>
-    <w:next w:val="Normal"/>
-    <w:qFormat/>
-    <w:pPr>
-      <w:keepNext/>
-      <w:spacing w:after="40" w:before="180"/>
-      <w:outlineLvl w:val="1"/>
-    </w:pPr>
-    <w:rPr>
-      <w:rFonts w:ascii="Arial" w:cs="Arial" w:eastAsia="Arial" w:hAnsi="Arial"/>
-      <w:b/>
-      <w:bCs/>
-      <w:color w:val="1F1F1F"/>
-      <w:sz w:val="28"/>
-      <w:szCs w:val="28"/>
-    </w:rPr>
-  </w:style>
   <w:style w:type="paragraph" w:styleId="Subtle">
     <w:name w:val="Subtle"/>
     <w:basedOn w:val="Normal"/>
     <w:rPr>
       <w:rFonts w:ascii="Arial" w:cs="Arial" w:eastAsia="Arial" w:hAnsi="Arial"/>
       <w:color w:val="555555"/>
-      <w:sz w:val="20"/>
-      <w:szCs w:val="20"/>
+      <w:sz w:val="22"/>
+      <w:szCs w:val="22"/>
     </w:rPr>
   </w:style>
   <w:style w:type="paragraph" w:styleId="Credits">
@@ -1092,8 +895,8 @@
     <w:rPr>
       <w:rFonts w:ascii="Arial" w:cs="Arial" w:eastAsia="Arial" w:hAnsi="Arial"/>
       <w:color w:val="555555"/>
-      <w:sz w:val="16"/>
-      <w:szCs w:val="16"/>
+      <w:sz w:val="18"/>
+      <w:szCs w:val="18"/>
     </w:rPr>
   </w:style>
 </w:styles>

--- a/resources/dist/sheets/we-the-people-1787-1791-student-sheet-es.docx
+++ b/resources/dist/sheets/we-the-people-1787-1791-student-sheet-es.docx
@@ -64,7 +64,7 @@
         </w:rPr>
         <w:t xml:space="preserve">Abre el mapa en MapMaker: </w:t>
       </w:r>
-      <w:hyperlink w:history="1" r:id="rIdarbz-qbjpmzzmugprt_tb">
+      <w:hyperlink w:history="1" r:id="rIdutic1_ocwuffblgrsfrl6">
         <w:r>
           <w:rPr>
             <w:i/>
@@ -509,7 +509,7 @@
       <w:pStyle w:val="Credits"/>
     </w:pPr>
     <w:r>
-      <w:t xml:space="preserve">Nosotros, el pueblo: representación y ratificación, 1787–1791, 0.2.0.</w:t>
+      <w:t xml:space="preserve">Nosotros, el pueblo: representación y ratificación, 1787–1791, 0.2.1.</w:t>
     </w:r>
   </w:p>
 </w:ftr>

--- a/resources/dist/sheets/we-the-people-1787-1791-student-sheet-es.docx
+++ b/resources/dist/sheets/we-the-people-1787-1791-student-sheet-es.docx
@@ -64,7 +64,7 @@
         </w:rPr>
         <w:t xml:space="preserve">Abre el mapa en MapMaker: </w:t>
       </w:r>
-      <w:hyperlink w:history="1" r:id="rIdutic1_ocwuffblgrsfrl6">
+      <w:hyperlink w:history="1" r:id="rIdet6hwvybfxwlwgsvnvy_r">
         <w:r>
           <w:rPr>
             <w:i/>

--- a/resources/dist/sheets/we-the-people-1787-1791-student-sheet-es.docx
+++ b/resources/dist/sheets/we-the-people-1787-1791-student-sheet-es.docx
@@ -64,7 +64,7 @@
         </w:rPr>
         <w:t xml:space="preserve">Abre el mapa en MapMaker: </w:t>
       </w:r>
-      <w:hyperlink w:history="1" r:id="rIdet6hwvybfxwlwgsvnvy_r">
+      <w:hyperlink w:history="1" r:id="rIdtfrcvuqabesiyocnvxhvc">
         <w:r>
           <w:rPr>
             <w:i/>

--- a/resources/dist/sheets/we-the-people-1787-1791-student-sheet-es.docx
+++ b/resources/dist/sheets/we-the-people-1787-1791-student-sheet-es.docx
@@ -64,7 +64,7 @@
         </w:rPr>
         <w:t xml:space="preserve">Abre el mapa en MapMaker: </w:t>
       </w:r>
-      <w:hyperlink w:history="1" r:id="rIdtfrcvuqabesiyocnvxhvc">
+      <w:hyperlink w:history="1" r:id="rIdck4djhgisexwtxk8u4hmw">
         <w:r>
           <w:rPr>
             <w:i/>

--- a/resources/dist/sheets/we-the-people-1787-1791-student-sheet-es.docx
+++ b/resources/dist/sheets/we-the-people-1787-1791-student-sheet-es.docx
@@ -64,7 +64,7 @@
         </w:rPr>
         <w:t xml:space="preserve">Abre el mapa en MapMaker: </w:t>
       </w:r>
-      <w:hyperlink w:history="1" r:id="rIdck4djhgisexwtxk8u4hmw">
+      <w:hyperlink w:history="1" r:id="rIdetrt0rhamtcfkqxgwdvk8">
         <w:r>
           <w:rPr>
             <w:i/>

--- a/resources/dist/sheets/we-the-people-1787-1791-student-sheet-es.docx
+++ b/resources/dist/sheets/we-the-people-1787-1791-student-sheet-es.docx
@@ -64,7 +64,7 @@
         </w:rPr>
         <w:t xml:space="preserve">Abre el mapa en MapMaker: </w:t>
       </w:r>
-      <w:hyperlink w:history="1" r:id="rIdetrt0rhamtcfkqxgwdvk8">
+      <w:hyperlink w:history="1" r:id="rIdhng7ig4d5r81alajoanxk">
         <w:r>
           <w:rPr>
             <w:i/>
@@ -509,7 +509,7 @@
       <w:pStyle w:val="Credits"/>
     </w:pPr>
     <w:r>
-      <w:t xml:space="preserve">Nosotros, el pueblo: representación y ratificación, 1787–1791, 0.2.1.</w:t>
+      <w:t xml:space="preserve">Nosotros, el pueblo: representación y ratificación, 1787–1791, 0.3.0.</w:t>
     </w:r>
   </w:p>
 </w:ftr>

--- a/resources/dist/sheets/we-the-people-1787-1791-student-sheet-es.docx
+++ b/resources/dist/sheets/we-the-people-1787-1791-student-sheet-es.docx
@@ -64,7 +64,7 @@
         </w:rPr>
         <w:t xml:space="preserve">Abre el mapa en MapMaker: </w:t>
       </w:r>
-      <w:hyperlink w:history="1" r:id="rIdhng7ig4d5r81alajoanxk">
+      <w:hyperlink w:history="1" r:id="rIdct2d9dkeuzm5ekcu58yll">
         <w:r>
           <w:rPr>
             <w:i/>
@@ -509,7 +509,7 @@
       <w:pStyle w:val="Credits"/>
     </w:pPr>
     <w:r>
-      <w:t xml:space="preserve">Nosotros, el pueblo: representación y ratificación, 1787–1791, 0.3.0.</w:t>
+      <w:t xml:space="preserve">Nosotros, el pueblo: representación y ratificación, 1787–1791, 0.3.1.</w:t>
     </w:r>
   </w:p>
 </w:ftr>

--- a/resources/dist/sheets/we-the-people-1787-1791-student-sheet-es.docx
+++ b/resources/dist/sheets/we-the-people-1787-1791-student-sheet-es.docx
@@ -64,7 +64,7 @@
         </w:rPr>
         <w:t xml:space="preserve">Abre el mapa en MapMaker: </w:t>
       </w:r>
-      <w:hyperlink w:history="1" r:id="rIdct2d9dkeuzm5ekcu58yll">
+      <w:hyperlink w:history="1" r:id="rIdmildgrvfzqa9zeoi3nq97">
         <w:r>
           <w:rPr>
             <w:i/>

--- a/resources/dist/sheets/we-the-people-1787-1791-student-sheet-es.docx
+++ b/resources/dist/sheets/we-the-people-1787-1791-student-sheet-es.docx
@@ -64,7 +64,7 @@
         </w:rPr>
         <w:t xml:space="preserve">Abre el mapa en MapMaker: </w:t>
       </w:r>
-      <w:hyperlink w:history="1" r:id="rIdmildgrvfzqa9zeoi3nq97">
+      <w:hyperlink w:history="1" r:id="rIdh7iuu1fuszmv_tieqyxmh">
         <w:r>
           <w:rPr>
             <w:i/>
@@ -447,7 +447,7 @@
         <w:spacing w:before="120"/>
       </w:pPr>
       <w:r>
-        <w:t xml:space="preserve">Datos del mapa: 1790 census figures as tabulated on Wikipedia, checked against the 1793 House seats; seats from the National Archives; ratio from the U.S. Census Bureau; state outlines from Natural Earth; National Archives; U.S. Census Bureau (MapMaker catalogue); Center for the Study of the American Constitution, University of Wisconsin–Madison (votes, dates and meeting places).</w:t>
+        <w:t xml:space="preserve">Datos del mapa: 1790 census: U.S. Census Bureau, Return of the Whole Number of Persons (1791), checked against the 1793 House seats; seats: Apportionment Act of April 14, 1792 (National Archives); ratio: U.S. Census Bureau; state outlines: Natural Earth. The layer item's own credits still cite Wikipedia's tabulation; the figures were verified against the Census Bureau.; National Archives; U.S. Census Bureau (MapMaker catalogue); Center for the Study of the American Constitution, University of Wisconsin–Madison (votes, dates and meeting places).</w:t>
       </w:r>
     </w:p>
     <w:sectPr>
@@ -509,7 +509,7 @@
       <w:pStyle w:val="Credits"/>
     </w:pPr>
     <w:r>
-      <w:t xml:space="preserve">Nosotros, el pueblo: representación y ratificación, 1787–1791, 0.3.1.</w:t>
+      <w:t xml:space="preserve">Nosotros, el pueblo: representación y ratificación, 1787–1791, 0.3.2.</w:t>
     </w:r>
   </w:p>
 </w:ftr>

--- a/resources/dist/sheets/we-the-people-1787-1791-student-sheet-es.docx
+++ b/resources/dist/sheets/we-the-people-1787-1791-student-sheet-es.docx
@@ -64,7 +64,7 @@
         </w:rPr>
         <w:t xml:space="preserve">Abre el mapa en MapMaker: </w:t>
       </w:r>
-      <w:hyperlink w:history="1" r:id="rIdh7iuu1fuszmv_tieqyxmh">
+      <w:hyperlink w:history="1" r:id="rIdgyqy0npxppelp8aceo2_d">
         <w:r>
           <w:rPr>
             <w:i/>
@@ -509,7 +509,7 @@
       <w:pStyle w:val="Credits"/>
     </w:pPr>
     <w:r>
-      <w:t xml:space="preserve">Nosotros, el pueblo: representación y ratificación, 1787–1791, 0.3.2.</w:t>
+      <w:t xml:space="preserve">Nosotros, el pueblo: representación y ratificación, 1787–1791, 0.4.0.</w:t>
     </w:r>
   </w:p>
 </w:ftr>

--- a/resources/dist/sheets/we-the-people-1787-1791-student-sheet-es.docx
+++ b/resources/dist/sheets/we-the-people-1787-1791-student-sheet-es.docx
@@ -64,7 +64,7 @@
         </w:rPr>
         <w:t xml:space="preserve">Abre el mapa en MapMaker: </w:t>
       </w:r>
-      <w:hyperlink w:history="1" r:id="rIdgyqy0npxppelp8aceo2_d">
+      <w:hyperlink w:history="1" r:id="rIdpdrkum818mmfw0pe3vplu">
         <w:r>
           <w:rPr>
             <w:i/>

--- a/resources/dist/sheets/we-the-people-1787-1791-student-sheet-es.docx
+++ b/resources/dist/sheets/we-the-people-1787-1791-student-sheet-es.docx
@@ -25,7 +25,7 @@
           <w:tab w:val="left" w:pos="5600"/>
           <w:tab w:val="left" w:pos="9400" w:leader="underscore"/>
         </w:tabs>
-        <w:spacing w:after="120" w:before="120"/>
+        <w:spacing w:after="60" w:before="60"/>
       </w:pPr>
       <w:r>
         <w:t xml:space="preserve">Nombre:</w:t>
@@ -40,7 +40,7 @@
     <w:p>
       <w:pPr>
         <w:shd w:fill="E5EDF5" w:val="clear"/>
-        <w:spacing w:after="120"/>
+        <w:spacing w:after="80"/>
       </w:pPr>
       <w:r>
         <w:rPr>
@@ -64,7 +64,7 @@
         </w:rPr>
         <w:t xml:space="preserve">Abre el mapa en MapMaker: </w:t>
       </w:r>
-      <w:hyperlink w:history="1" r:id="rIdpdrkum818mmfw0pe3vplu">
+      <w:hyperlink w:history="1" r:id="rIddbb8qvfvohikymuxewty9">
         <w:r>
           <w:rPr>
             <w:i/>
@@ -88,6 +88,7 @@
     <w:p>
       <w:pPr>
         <w:pStyle w:val="Heading2"/>
+        <w:spacing w:after="20" w:before="80"/>
       </w:pPr>
       <w:r>
         <w:t xml:space="preserve">Antes de empezar</w:t>
@@ -104,6 +105,7 @@
     <w:p>
       <w:pPr>
         <w:pStyle w:val="Heading2"/>
+        <w:spacing w:after="20" w:before="80"/>
       </w:pPr>
       <w:r>
         <w:t xml:space="preserve">Cómo leer el mapa</w:t>
@@ -136,6 +138,7 @@
     <w:p>
       <w:pPr>
         <w:pStyle w:val="Heading2"/>
+        <w:spacing w:after="20" w:before="80"/>
       </w:pPr>
       <w:r>
         <w:t xml:space="preserve">Preguntas</w:t>
@@ -149,17 +152,89 @@
           <w:ilvl w:val="0"/>
           <w:numId w:val="2"/>
         </w:numPr>
-        <w:spacing w:before="160"/>
-      </w:pPr>
-      <w:r>
-        <w:rPr>
-          <w:b/>
-          <w:bCs/>
-        </w:rPr>
-        <w:t xml:space="preserve">¿Quién vivía dónde en 1790? </w:t>
-      </w:r>
-      <w:r>
-        <w:t xml:space="preserve">Abre el marcador The states in 1790 (los estados en 1790) y haz clic en los gráficos circulares. ¿Qué estado tenía más habitantes? ¿En qué estados más de una cuarta parte de la población estaba esclavizada? La primera línea de cada ventana emergente da el porcentaje.</w:t>
+        <w:spacing w:after="20" w:before="100"/>
+      </w:pPr>
+      <w:r>
+        <w:rPr>
+          <w:b/>
+          <w:bCs/>
+        </w:rPr>
+        <w:t xml:space="preserve">¿Quién vivía dónde en 1790?</w:t>
+      </w:r>
+    </w:p>
+    <w:p>
+      <w:pPr>
+        <w:keepNext/>
+        <w:spacing w:after="0"/>
+        <w:ind w:left="360"/>
+      </w:pPr>
+      <w:r>
+        <w:rPr>
+          <w:b/>
+          <w:bCs/>
+          <w:color w:val="00619B"/>
+        </w:rPr>
+        <w:t xml:space="preserve">En el mapa:</w:t>
+      </w:r>
+    </w:p>
+    <w:p>
+      <w:pPr>
+        <w:keepNext/>
+        <w:spacing w:after="0" w:line="230"/>
+        <w:ind w:left="720" w:hanging="300"/>
+      </w:pPr>
+      <w:r>
+        <w:rPr>
+          <w:sz w:val="22"/>
+          <w:szCs w:val="22"/>
+        </w:rPr>
+        <w:t xml:space="preserve">1.	Abre el marcador The states in 1790 (los estados en 1790).</w:t>
+      </w:r>
+    </w:p>
+    <w:p>
+      <w:pPr>
+        <w:keepNext/>
+        <w:spacing w:after="0" w:line="230"/>
+        <w:ind w:left="720" w:hanging="300"/>
+      </w:pPr>
+      <w:r>
+        <w:rPr>
+          <w:sz w:val="22"/>
+          <w:szCs w:val="22"/>
+        </w:rPr>
+        <w:t xml:space="preserve">2.	Haz clic en los gráficos circulares y lee cada ventana emergente.</w:t>
+      </w:r>
+    </w:p>
+    <w:p>
+      <w:pPr>
+        <w:keepNext/>
+        <w:spacing w:after="0" w:line="230"/>
+        <w:ind w:left="720" w:hanging="300"/>
+      </w:pPr>
+      <w:r>
+        <w:rPr>
+          <w:sz w:val="22"/>
+          <w:szCs w:val="22"/>
+        </w:rPr>
+        <w:t xml:space="preserve">3.	Lee la primera línea de cada ventana emergente, que da el porcentaje de personas esclavizadas.</w:t>
+      </w:r>
+    </w:p>
+    <w:p>
+      <w:pPr>
+        <w:keepNext/>
+        <w:spacing w:before="40"/>
+        <w:ind w:left="360"/>
+      </w:pPr>
+      <w:r>
+        <w:rPr>
+          <w:b/>
+          <w:bCs/>
+          <w:color w:val="00619B"/>
+        </w:rPr>
+        <w:t xml:space="preserve">Responde: </w:t>
+      </w:r>
+      <w:r>
+        <w:t xml:space="preserve">¿Qué estado tenía más habitantes? ¿En qué estados más de una cuarta parte de la población estaba esclavizada?</w:t>
       </w:r>
     </w:p>
     <w:p>
@@ -168,7 +243,7 @@
         <w:pBdr>
           <w:bottom w:val="single" w:color="8A949F" w:sz="4" w:space="1"/>
         </w:pBdr>
-        <w:spacing w:before="90" w:line="240"/>
+        <w:spacing w:before="80" w:line="240"/>
       </w:pPr>
       <w:r>
         <w:t xml:space="preserve"/>
@@ -180,7 +255,7 @@
         <w:pBdr>
           <w:bottom w:val="single" w:color="8A949E" w:sz="4" w:space="1"/>
         </w:pBdr>
-        <w:spacing w:before="90" w:line="240"/>
+        <w:spacing w:before="80" w:line="240"/>
       </w:pPr>
       <w:r>
         <w:t xml:space="preserve"/>
@@ -194,17 +269,89 @@
           <w:ilvl w:val="0"/>
           <w:numId w:val="2"/>
         </w:numPr>
-        <w:spacing w:before="160"/>
-      </w:pPr>
-      <w:r>
-        <w:rPr>
-          <w:b/>
-          <w:bCs/>
-        </w:rPr>
-        <w:t xml:space="preserve">Escaños en el Congreso. </w:t>
-      </w:r>
-      <w:r>
-        <w:t xml:space="preserve">En las capas del mapa (Map layers), activa House seats in 1793 (escaños en la Cámara en 1793). Cada etiqueta da el estado y sus escaños, y un azul más oscuro indica más escaños. ¿Qué estado tenía más escaños en la Cámara de Representantes y cuál tenía menos? Haz clic en dos estados: ¿cuántos senadores tenía cada uno? ¿Por qué crees que la Cámara y el Senado se cuentan de forma distinta?</w:t>
+        <w:spacing w:after="20" w:before="100"/>
+      </w:pPr>
+      <w:r>
+        <w:rPr>
+          <w:b/>
+          <w:bCs/>
+        </w:rPr>
+        <w:t xml:space="preserve">Escaños en el Congreso</w:t>
+      </w:r>
+    </w:p>
+    <w:p>
+      <w:pPr>
+        <w:keepNext/>
+        <w:spacing w:after="0"/>
+        <w:ind w:left="360"/>
+      </w:pPr>
+      <w:r>
+        <w:rPr>
+          <w:b/>
+          <w:bCs/>
+          <w:color w:val="00619B"/>
+        </w:rPr>
+        <w:t xml:space="preserve">En el mapa:</w:t>
+      </w:r>
+    </w:p>
+    <w:p>
+      <w:pPr>
+        <w:keepNext/>
+        <w:spacing w:after="0" w:line="230"/>
+        <w:ind w:left="720" w:hanging="300"/>
+      </w:pPr>
+      <w:r>
+        <w:rPr>
+          <w:sz w:val="22"/>
+          <w:szCs w:val="22"/>
+        </w:rPr>
+        <w:t xml:space="preserve">1.	En las capas del mapa (Map layers), activa House seats in 1793 (escaños en la Cámara en 1793).</w:t>
+      </w:r>
+    </w:p>
+    <w:p>
+      <w:pPr>
+        <w:keepNext/>
+        <w:spacing w:after="0" w:line="230"/>
+        <w:ind w:left="720" w:hanging="300"/>
+      </w:pPr>
+      <w:r>
+        <w:rPr>
+          <w:sz w:val="22"/>
+          <w:szCs w:val="22"/>
+        </w:rPr>
+        <w:t xml:space="preserve">2.	Lee las etiquetas: cada una da el estado y sus escaños, y un azul más oscuro indica más escaños.</w:t>
+      </w:r>
+    </w:p>
+    <w:p>
+      <w:pPr>
+        <w:keepNext/>
+        <w:spacing w:after="0" w:line="230"/>
+        <w:ind w:left="720" w:hanging="300"/>
+      </w:pPr>
+      <w:r>
+        <w:rPr>
+          <w:sz w:val="22"/>
+          <w:szCs w:val="22"/>
+        </w:rPr>
+        <w:t xml:space="preserve">3.	Haz clic en dos estados y lee cuántos senadores tenía cada uno.</w:t>
+      </w:r>
+    </w:p>
+    <w:p>
+      <w:pPr>
+        <w:keepNext/>
+        <w:spacing w:before="40"/>
+        <w:ind w:left="360"/>
+      </w:pPr>
+      <w:r>
+        <w:rPr>
+          <w:b/>
+          <w:bCs/>
+          <w:color w:val="00619B"/>
+        </w:rPr>
+        <w:t xml:space="preserve">Responde: </w:t>
+      </w:r>
+      <w:r>
+        <w:t xml:space="preserve">¿Qué estado tenía más escaños en la Cámara de Representantes y cuál tenía menos? ¿Cuántos senadores tenía cada uno de tus dos estados? ¿Por qué crees que la Cámara y el Senado se cuentan de forma distinta?</w:t>
       </w:r>
     </w:p>
     <w:p>
@@ -213,7 +360,7 @@
         <w:pBdr>
           <w:bottom w:val="single" w:color="8A949F" w:sz="4" w:space="1"/>
         </w:pBdr>
-        <w:spacing w:before="90" w:line="240"/>
+        <w:spacing w:before="80" w:line="240"/>
       </w:pPr>
       <w:r>
         <w:t xml:space="preserve"/>
@@ -221,14 +368,347 @@
     </w:p>
     <w:p>
       <w:pPr>
-        <w:keepNext/>
+        <w:keepNext w:val="false"/>
         <w:pBdr>
           <w:bottom w:val="single" w:color="8A949E" w:sz="4" w:space="1"/>
         </w:pBdr>
-        <w:spacing w:before="90" w:line="240"/>
+        <w:spacing w:before="80" w:line="240"/>
       </w:pPr>
       <w:r>
         <w:t xml:space="preserve"/>
+      </w:r>
+    </w:p>
+    <w:p>
+      <w:pPr>
+        <w:pStyle w:val="ListParagraph"/>
+        <w:keepNext/>
+        <w:numPr>
+          <w:ilvl w:val="0"/>
+          <w:numId w:val="2"/>
+        </w:numPr>
+        <w:spacing w:after="20" w:before="100"/>
+      </w:pPr>
+      <w:r>
+        <w:rPr>
+          <w:b/>
+          <w:bCs/>
+        </w:rPr>
+        <w:t xml:space="preserve">La cláusula de los tres quintos</w:t>
+      </w:r>
+    </w:p>
+    <w:p>
+      <w:pPr>
+        <w:keepNext/>
+        <w:spacing w:after="0"/>
+        <w:ind w:left="360"/>
+      </w:pPr>
+      <w:r>
+        <w:rPr>
+          <w:b/>
+          <w:bCs/>
+          <w:color w:val="00619B"/>
+        </w:rPr>
+        <w:t xml:space="preserve">En el mapa:</w:t>
+      </w:r>
+    </w:p>
+    <w:p>
+      <w:pPr>
+        <w:keepNext/>
+        <w:spacing w:after="0" w:line="230"/>
+        <w:ind w:left="720" w:hanging="300"/>
+      </w:pPr>
+      <w:r>
+        <w:rPr>
+          <w:sz w:val="22"/>
+          <w:szCs w:val="22"/>
+        </w:rPr>
+        <w:t xml:space="preserve">1.	Haz clic en Virginia y en Carolina del Sur.</w:t>
+      </w:r>
+    </w:p>
+    <w:p>
+      <w:pPr>
+        <w:keepNext/>
+        <w:spacing w:after="0" w:line="230"/>
+        <w:ind w:left="720" w:hanging="300"/>
+      </w:pPr>
+      <w:r>
+        <w:rPr>
+          <w:sz w:val="22"/>
+          <w:szCs w:val="22"/>
+        </w:rPr>
+        <w:t xml:space="preserve">2.	Lee las dos últimas líneas de cada ventana emergente: los escaños si se contara a todas las personas esclavizadas, o a ninguna.</w:t>
+      </w:r>
+    </w:p>
+    <w:p>
+      <w:pPr>
+        <w:keepNext/>
+        <w:spacing w:after="0" w:line="230"/>
+        <w:ind w:left="720" w:hanging="300"/>
+      </w:pPr>
+      <w:r>
+        <w:rPr>
+          <w:sz w:val="22"/>
+          <w:szCs w:val="22"/>
+        </w:rPr>
+        <w:t xml:space="preserve">3.	Haz clic en otros estados y lee las mismas dos líneas.</w:t>
+      </w:r>
+    </w:p>
+    <w:p>
+      <w:pPr>
+        <w:keepNext/>
+        <w:spacing w:before="40"/>
+        <w:ind w:left="360"/>
+      </w:pPr>
+      <w:r>
+        <w:rPr>
+          <w:b/>
+          <w:bCs/>
+          <w:color w:val="00619B"/>
+        </w:rPr>
+        <w:t xml:space="preserve">Responde: </w:t>
+      </w:r>
+      <w:r>
+        <w:t xml:space="preserve">Según la cláusula de los tres quintos, se contaban tres de cada cinco personas esclavizadas al repartir los escaños de la Cámara. ¿Cuántos escaños habrían tenido Virginia y Carolina del Sur si se hubiera contado a todas las personas esclavizadas, o a ninguna? ¿Qué estados ganaron escaños al contar a personas que no podían votar?</w:t>
+      </w:r>
+    </w:p>
+    <w:p>
+      <w:pPr>
+        <w:keepNext/>
+        <w:spacing w:before="60"/>
+        <w:ind w:left="360"/>
+      </w:pPr>
+      <w:r>
+        <w:t xml:space="preserve">Virginia: </w:t>
+      </w:r>
+      <w:r>
+        <w:rPr>
+          <w:u w:val="single"/>
+        </w:rPr>
+        <w:t xml:space="preserve">              </w:t>
+      </w:r>
+      <w:r>
+        <w:t xml:space="preserve"> escaños con la cláusula de los tres quintos; </w:t>
+      </w:r>
+      <w:r>
+        <w:rPr>
+          <w:u w:val="single"/>
+        </w:rPr>
+        <w:t xml:space="preserve">              </w:t>
+      </w:r>
+      <w:r>
+        <w:t xml:space="preserve"> si no se contaba a las personas esclavizadas.</w:t>
+      </w:r>
+    </w:p>
+    <w:p>
+      <w:pPr>
+        <w:keepNext/>
+        <w:pBdr>
+          <w:bottom w:val="single" w:color="8A949F" w:sz="4" w:space="1"/>
+        </w:pBdr>
+        <w:spacing w:before="80" w:line="240"/>
+      </w:pPr>
+      <w:r>
+        <w:t xml:space="preserve"/>
+      </w:r>
+    </w:p>
+    <w:p>
+      <w:pPr>
+        <w:keepNext w:val="false"/>
+        <w:pBdr>
+          <w:bottom w:val="single" w:color="8A949E" w:sz="4" w:space="1"/>
+        </w:pBdr>
+        <w:spacing w:before="80" w:line="240"/>
+      </w:pPr>
+      <w:r>
+        <w:t xml:space="preserve"/>
+      </w:r>
+    </w:p>
+    <w:p>
+      <w:pPr>
+        <w:pStyle w:val="ListParagraph"/>
+        <w:keepNext/>
+        <w:numPr>
+          <w:ilvl w:val="0"/>
+          <w:numId w:val="2"/>
+        </w:numPr>
+        <w:spacing w:after="20" w:before="100"/>
+      </w:pPr>
+      <w:r>
+        <w:rPr>
+          <w:b/>
+          <w:bCs/>
+        </w:rPr>
+        <w:t xml:space="preserve">¿Qué tan reñida fue la ratificación?</w:t>
+      </w:r>
+    </w:p>
+    <w:p>
+      <w:pPr>
+        <w:keepNext/>
+        <w:spacing w:after="0"/>
+        <w:ind w:left="360"/>
+      </w:pPr>
+      <w:r>
+        <w:rPr>
+          <w:b/>
+          <w:bCs/>
+          <w:color w:val="00619B"/>
+        </w:rPr>
+        <w:t xml:space="preserve">En el mapa:</w:t>
+      </w:r>
+    </w:p>
+    <w:p>
+      <w:pPr>
+        <w:keepNext/>
+        <w:spacing w:after="0" w:line="230"/>
+        <w:ind w:left="720" w:hanging="300"/>
+      </w:pPr>
+      <w:r>
+        <w:rPr>
+          <w:sz w:val="22"/>
+          <w:szCs w:val="22"/>
+        </w:rPr>
+        <w:t xml:space="preserve">1.	En Map layers, desactiva Population in 1790 y House seats in 1793.</w:t>
+      </w:r>
+    </w:p>
+    <w:p>
+      <w:pPr>
+        <w:keepNext/>
+        <w:spacing w:after="0" w:line="230"/>
+        <w:ind w:left="720" w:hanging="300"/>
+      </w:pPr>
+      <w:r>
+        <w:rPr>
+          <w:sz w:val="22"/>
+          <w:szCs w:val="22"/>
+        </w:rPr>
+        <w:t xml:space="preserve">2.	Activa Ratifying the Constitution (la ratificación de la Constitución).</w:t>
+      </w:r>
+    </w:p>
+    <w:p>
+      <w:pPr>
+        <w:keepNext/>
+        <w:spacing w:after="0" w:line="230"/>
+        <w:ind w:left="720" w:hanging="300"/>
+      </w:pPr>
+      <w:r>
+        <w:rPr>
+          <w:sz w:val="22"/>
+          <w:szCs w:val="22"/>
+        </w:rPr>
+        <w:t xml:space="preserve">3.	Haz clic en los gráficos y lee la primera línea de cada ventana emergente: los votos a favor y en contra.</w:t>
+      </w:r>
+    </w:p>
+    <w:p>
+      <w:pPr>
+        <w:keepNext/>
+        <w:spacing w:after="0" w:line="230"/>
+        <w:ind w:left="720" w:hanging="300"/>
+      </w:pPr>
+      <w:r>
+        <w:rPr>
+          <w:sz w:val="22"/>
+          <w:szCs w:val="22"/>
+        </w:rPr>
+        <w:t xml:space="preserve">4.	Busca Carolina del Norte y haz clic en sus dos gráficos.</w:t>
+      </w:r>
+    </w:p>
+    <w:p>
+      <w:pPr>
+        <w:keepNext/>
+        <w:spacing w:before="40"/>
+        <w:ind w:left="360"/>
+      </w:pPr>
+      <w:r>
+        <w:rPr>
+          <w:b/>
+          <w:bCs/>
+          <w:color w:val="00619B"/>
+        </w:rPr>
+        <w:t xml:space="preserve">Responde: </w:t>
+      </w:r>
+      <w:r>
+        <w:t xml:space="preserve">¿Qué tres votaciones fueron las más reñidas? ¿Por qué Carolina del Norte tiene dos gráficos?</w:t>
+      </w:r>
+    </w:p>
+    <w:p>
+      <w:pPr>
+        <w:keepNext/>
+        <w:pBdr>
+          <w:bottom w:val="single" w:color="8A949F" w:sz="4" w:space="1"/>
+        </w:pBdr>
+        <w:spacing w:before="80" w:line="240"/>
+      </w:pPr>
+      <w:r>
+        <w:t xml:space="preserve"/>
+      </w:r>
+    </w:p>
+    <w:p>
+      <w:pPr>
+        <w:keepNext w:val="false"/>
+        <w:pBdr>
+          <w:bottom w:val="single" w:color="8A949E" w:sz="4" w:space="1"/>
+        </w:pBdr>
+        <w:spacing w:before="80" w:line="240"/>
+      </w:pPr>
+      <w:r>
+        <w:t xml:space="preserve"/>
+      </w:r>
+    </w:p>
+    <w:p>
+      <w:pPr>
+        <w:keepNext/>
+        <w:spacing w:before="160"/>
+      </w:pPr>
+      <w:r>
+        <w:rPr>
+          <w:b/>
+          <w:bCs/>
+        </w:rPr>
+        <w:t xml:space="preserve">Tu respuesta: </w:t>
+      </w:r>
+      <w:r>
+        <w:t xml:space="preserve">Responde la pregunta central con evidencia de al menos dos capas del mapa. Puedes escribir un párrafo, dibujar en el mapa o hacer ambas cosas.</w:t>
+      </w:r>
+    </w:p>
+    <w:p>
+      <w:pPr>
+        <w:keepNext/>
+        <w:pBdr>
+          <w:bottom w:val="single" w:color="8A949F" w:sz="4" w:space="1"/>
+        </w:pBdr>
+        <w:spacing w:before="80" w:line="240"/>
+      </w:pPr>
+      <w:r>
+        <w:t xml:space="preserve"/>
+      </w:r>
+    </w:p>
+    <w:p>
+      <w:pPr>
+        <w:keepNext w:val="false"/>
+        <w:pBdr>
+          <w:bottom w:val="single" w:color="8A949E" w:sz="4" w:space="1"/>
+        </w:pBdr>
+        <w:spacing w:before="80" w:line="240"/>
+      </w:pPr>
+      <w:r>
+        <w:t xml:space="preserve"/>
+      </w:r>
+    </w:p>
+    <w:p>
+      <w:pPr>
+        <w:pStyle w:val="Heading2"/>
+        <w:spacing w:after="20" w:before="80"/>
+      </w:pPr>
+      <w:r>
+        <w:t xml:space="preserve">Reflexión</w:t>
+      </w:r>
+    </w:p>
+    <w:p>
+      <w:pPr>
+        <w:keepNext/>
+      </w:pPr>
+      <w:r>
+        <w:t xml:space="preserve">¿Qué te mostró el mapa sobre la Constitución que quizá no habrías notado solo con la lectura?</w:t>
       </w:r>
     </w:p>
     <w:p>
@@ -237,7 +717,7 @@
         <w:pBdr>
           <w:bottom w:val="single" w:color="8A949F" w:sz="4" w:space="1"/>
         </w:pBdr>
-        <w:spacing w:before="90" w:line="240"/>
+        <w:spacing w:before="80" w:line="240"/>
       </w:pPr>
       <w:r>
         <w:t xml:space="preserve"/>
@@ -245,209 +725,15 @@
     </w:p>
     <w:p>
       <w:pPr>
-        <w:pStyle w:val="ListParagraph"/>
-        <w:keepNext/>
-        <w:numPr>
-          <w:ilvl w:val="0"/>
-          <w:numId w:val="2"/>
-        </w:numPr>
-        <w:spacing w:before="160"/>
-      </w:pPr>
-      <w:r>
-        <w:rPr>
-          <w:b/>
-          <w:bCs/>
-        </w:rPr>
-        <w:t xml:space="preserve">La cláusula de los tres quintos. </w:t>
-      </w:r>
-      <w:r>
-        <w:t xml:space="preserve">Según la cláusula de los tres quintos, se contaban tres de cada cinco personas esclavizadas al repartir los escaños de la Cámara. Haz clic en Virginia y en Carolina del Sur y lee las dos últimas líneas de cada ventana emergente: ¿cuántos escaños habría tenido cada uno si se hubiera contado a todas las personas esclavizadas, o a ninguna? Haz clic también en otros estados: ¿cuáles ganaron escaños al contar a personas que no podían votar?</w:t>
-      </w:r>
-    </w:p>
-    <w:p>
-      <w:pPr>
-        <w:keepNext/>
-        <w:spacing w:before="120"/>
-        <w:ind w:left="360"/>
-      </w:pPr>
-      <w:r>
-        <w:t xml:space="preserve">Virginia: </w:t>
-      </w:r>
-      <w:r>
-        <w:rPr>
-          <w:u w:val="single"/>
-        </w:rPr>
-        <w:t xml:space="preserve">              </w:t>
-      </w:r>
-      <w:r>
-        <w:t xml:space="preserve"> escaños con la cláusula de los tres quintos; </w:t>
-      </w:r>
-      <w:r>
-        <w:rPr>
-          <w:u w:val="single"/>
-        </w:rPr>
-        <w:t xml:space="preserve">              </w:t>
-      </w:r>
-      <w:r>
-        <w:t xml:space="preserve"> si no se contaba a las personas esclavizadas.</w:t>
-      </w:r>
-    </w:p>
-    <w:p>
-      <w:pPr>
-        <w:keepNext/>
-        <w:pBdr>
-          <w:bottom w:val="single" w:color="8A949F" w:sz="4" w:space="1"/>
-        </w:pBdr>
-        <w:spacing w:before="90" w:line="240"/>
-      </w:pPr>
-      <w:r>
-        <w:t xml:space="preserve"/>
-      </w:r>
-    </w:p>
-    <w:p>
-      <w:pPr>
-        <w:keepNext w:val="false"/>
-        <w:pBdr>
-          <w:bottom w:val="single" w:color="8A949E" w:sz="4" w:space="1"/>
-        </w:pBdr>
-        <w:spacing w:before="90" w:line="240"/>
-      </w:pPr>
-      <w:r>
-        <w:t xml:space="preserve"/>
-      </w:r>
-    </w:p>
-    <w:p>
-      <w:pPr>
-        <w:pStyle w:val="ListParagraph"/>
-        <w:keepNext/>
-        <w:numPr>
-          <w:ilvl w:val="0"/>
-          <w:numId w:val="2"/>
-        </w:numPr>
-        <w:spacing w:before="160"/>
-      </w:pPr>
-      <w:r>
-        <w:rPr>
-          <w:b/>
-          <w:bCs/>
-        </w:rPr>
-        <w:t xml:space="preserve">¿Qué tan reñida fue la ratificación? </w:t>
-      </w:r>
-      <w:r>
-        <w:t xml:space="preserve">Desactiva Population in 1790 y House seats in 1793, y activa Ratifying the Constitution (la ratificación de la Constitución). Haz clic en los gráficos y lee la primera línea de cada ventana emergente, que da los votos a favor y en contra. ¿Qué tres votaciones fueron las más reñidas? Carolina del Norte tiene dos gráficos: haz clic en ambos y explica por qué.</w:t>
-      </w:r>
-    </w:p>
-    <w:p>
-      <w:pPr>
-        <w:keepNext/>
-        <w:pBdr>
-          <w:bottom w:val="single" w:color="8A949F" w:sz="4" w:space="1"/>
-        </w:pBdr>
-        <w:spacing w:before="90" w:line="240"/>
-      </w:pPr>
-      <w:r>
-        <w:t xml:space="preserve"/>
-      </w:r>
-    </w:p>
-    <w:p>
-      <w:pPr>
-        <w:keepNext w:val="false"/>
-        <w:pBdr>
-          <w:bottom w:val="single" w:color="8A949E" w:sz="4" w:space="1"/>
-        </w:pBdr>
-        <w:spacing w:before="90" w:line="240"/>
-      </w:pPr>
-      <w:r>
-        <w:t xml:space="preserve"/>
-      </w:r>
-    </w:p>
-    <w:p>
-      <w:pPr>
-        <w:keepNext/>
-        <w:spacing w:before="320"/>
-      </w:pPr>
-      <w:r>
-        <w:rPr>
-          <w:b/>
-          <w:bCs/>
-        </w:rPr>
-        <w:t xml:space="preserve">Tu respuesta: </w:t>
-      </w:r>
-      <w:r>
-        <w:t xml:space="preserve">Responde la pregunta central con evidencia de al menos dos capas del mapa. Puedes escribir un párrafo, dibujar en el mapa o hacer ambas cosas.</w:t>
-      </w:r>
-    </w:p>
-    <w:p>
-      <w:pPr>
-        <w:keepNext/>
-        <w:pBdr>
-          <w:bottom w:val="single" w:color="8A949F" w:sz="4" w:space="1"/>
-        </w:pBdr>
-        <w:spacing w:before="90" w:line="240"/>
-      </w:pPr>
-      <w:r>
-        <w:t xml:space="preserve"/>
-      </w:r>
-    </w:p>
-    <w:p>
-      <w:pPr>
-        <w:keepNext/>
-        <w:pBdr>
-          <w:bottom w:val="single" w:color="8A949E" w:sz="4" w:space="1"/>
-        </w:pBdr>
-        <w:spacing w:before="90" w:line="240"/>
-      </w:pPr>
-      <w:r>
-        <w:t xml:space="preserve"/>
-      </w:r>
-    </w:p>
-    <w:p>
-      <w:pPr>
-        <w:keepNext w:val="false"/>
-        <w:pBdr>
-          <w:bottom w:val="single" w:color="8A949F" w:sz="4" w:space="1"/>
-        </w:pBdr>
-        <w:spacing w:before="90" w:line="240"/>
-      </w:pPr>
-      <w:r>
-        <w:t xml:space="preserve"/>
-      </w:r>
-    </w:p>
-    <w:p>
-      <w:pPr>
-        <w:pStyle w:val="Heading2"/>
-      </w:pPr>
-      <w:r>
-        <w:t xml:space="preserve">Reflexión</w:t>
-      </w:r>
-    </w:p>
-    <w:p>
-      <w:pPr>
-        <w:keepNext/>
-      </w:pPr>
-      <w:r>
-        <w:t xml:space="preserve">¿Qué te mostró el mapa sobre la Constitución que quizá no habrías notado solo con la lectura?</w:t>
-      </w:r>
-    </w:p>
-    <w:p>
-      <w:pPr>
-        <w:keepNext w:val="false"/>
-        <w:pBdr>
-          <w:bottom w:val="single" w:color="8A949F" w:sz="4" w:space="1"/>
-        </w:pBdr>
-        <w:spacing w:before="90" w:line="240"/>
-      </w:pPr>
-      <w:r>
-        <w:t xml:space="preserve"/>
-      </w:r>
-    </w:p>
-    <w:p>
-      <w:pPr>
         <w:pStyle w:val="Credits"/>
-        <w:spacing w:before="120"/>
-      </w:pPr>
-      <w:r>
-        <w:t xml:space="preserve">Datos del mapa: 1790 census: U.S. Census Bureau, Return of the Whole Number of Persons (1791), checked against the 1793 House seats; seats: Apportionment Act of April 14, 1792 (National Archives); ratio: U.S. Census Bureau; state outlines: Natural Earth. The layer item's own credits still cite Wikipedia's tabulation; the figures were verified against the Census Bureau.; National Archives; U.S. Census Bureau (MapMaker catalogue); Center for the Study of the American Constitution, University of Wisconsin–Madison (votes, dates and meeting places).</w:t>
+        <w:spacing w:before="60" w:line="190"/>
+      </w:pPr>
+      <w:r>
+        <w:rPr>
+          <w:sz w:val="16"/>
+          <w:szCs w:val="16"/>
+        </w:rPr>
+        <w:t xml:space="preserve">Datos del mapa: U.S. Census Bureau, 1790 census and apportionment ratio; Apportionment Act of April 14, 1792 (National Archives); state outlines from Natural Earth; National Archives; U.S. Census Bureau (MapMaker catalogue); Center for the Study of the American Constitution, University of Wisconsin–Madison (votes, dates and meeting places).</w:t>
       </w:r>
     </w:p>
     <w:sectPr>
@@ -509,7 +795,7 @@
       <w:pStyle w:val="Credits"/>
     </w:pPr>
     <w:r>
-      <w:t xml:space="preserve">Nosotros, el pueblo: representación y ratificación, 1787–1791, 0.4.0.</w:t>
+      <w:t xml:space="preserve">Nosotros, el pueblo: representación y ratificación, 1787–1791, 0.5.0.</w:t>
     </w:r>
   </w:p>
 </w:ftr>

--- a/resources/dist/sheets/we-the-people-1787-1791-student-sheet-es.docx
+++ b/resources/dist/sheets/we-the-people-1787-1791-student-sheet-es.docx
@@ -64,7 +64,7 @@
         </w:rPr>
         <w:t xml:space="preserve">Abre el mapa en MapMaker: </w:t>
       </w:r>
-      <w:hyperlink w:history="1" r:id="rIddbb8qvfvohikymuxewty9">
+      <w:hyperlink w:history="1" r:id="rIdq9evovjlf_5mby6fazkmj">
         <w:r>
           <w:rPr>
             <w:i/>
@@ -795,7 +795,7 @@
       <w:pStyle w:val="Credits"/>
     </w:pPr>
     <w:r>
-      <w:t xml:space="preserve">Nosotros, el pueblo: representación y ratificación, 1787–1791, 0.5.0.</w:t>
+      <w:t xml:space="preserve">Nosotros, el pueblo: representación y ratificación, 1787–1791, 0.6.0.</w:t>
     </w:r>
   </w:p>
 </w:ftr>

--- a/resources/dist/sheets/we-the-people-1787-1791-student-sheet-es.docx
+++ b/resources/dist/sheets/we-the-people-1787-1791-student-sheet-es.docx
@@ -64,7 +64,7 @@
         </w:rPr>
         <w:t xml:space="preserve">Abre el mapa en MapMaker: </w:t>
       </w:r>
-      <w:hyperlink w:history="1" r:id="rIdq9evovjlf_5mby6fazkmj">
+      <w:hyperlink w:history="1" r:id="rId8ydloitlqd62p_83drba-">
         <w:r>
           <w:rPr>
             <w:i/>

--- a/resources/dist/sheets/we-the-people-1787-1791-student-sheet-es.docx
+++ b/resources/dist/sheets/we-the-people-1787-1791-student-sheet-es.docx
@@ -64,7 +64,7 @@
         </w:rPr>
         <w:t xml:space="preserve">Abre el mapa en MapMaker: </w:t>
       </w:r>
-      <w:hyperlink w:history="1" r:id="rId8ydloitlqd62p_83drba-">
+      <w:hyperlink w:history="1" r:id="rIdelpnsg2eeri_2penw3d4a">
         <w:r>
           <w:rPr>
             <w:i/>

--- a/resources/dist/sheets/we-the-people-1787-1791-student-sheet-es.docx
+++ b/resources/dist/sheets/we-the-people-1787-1791-student-sheet-es.docx
@@ -62,9 +62,9 @@
           <w:i/>
           <w:iCs/>
         </w:rPr>
-        <w:t xml:space="preserve">Abre el mapa en MapMaker: </w:t>
-      </w:r>
-      <w:hyperlink w:history="1" r:id="rIdelpnsg2eeri_2penw3d4a">
+        <w:t xml:space="preserve">Abre el mapa: </w:t>
+      </w:r>
+      <w:hyperlink w:history="1" r:id="rId8vixgybedfjx5p80uihj9">
         <w:r>
           <w:rPr>
             <w:i/>
@@ -82,7 +82,7 @@
         <w:spacing w:after="160"/>
       </w:pPr>
       <w:r>
-        <w:t xml:space="preserve">Dirección del mapa: https://mpmkr.maps.arcgis.com/apps/instant/atlas/index.html?appid=0cd1cdee853c413a84bfe4b9a6931f0d&amp;webmap=eba1ea7488624f3c88ef094167ed03ca</w:t>
+        <w:t xml:space="preserve">Dirección del mapa: https://www.arcgis.com/apps/instant/atlas/index.html?appid=0cd1cdee853c413a84bfe4b9a6931f0d&amp;webmap=eba1ea7488624f3c88ef094167ed03ca</w:t>
       </w:r>
     </w:p>
     <w:p>

--- a/resources/dist/sheets/we-the-people-1787-1791-student-sheet-es.docx
+++ b/resources/dist/sheets/we-the-people-1787-1791-student-sheet-es.docx
@@ -64,7 +64,7 @@
         </w:rPr>
         <w:t xml:space="preserve">Abre el mapa: </w:t>
       </w:r>
-      <w:hyperlink w:history="1" r:id="rId8vixgybedfjx5p80uihj9">
+      <w:hyperlink w:history="1" r:id="rIda3pegorjdofpfmjhpkl1a">
         <w:r>
           <w:rPr>
             <w:i/>

--- a/resources/dist/sheets/we-the-people-1787-1791-student-sheet-es.docx
+++ b/resources/dist/sheets/we-the-people-1787-1791-student-sheet-es.docx
@@ -64,7 +64,7 @@
         </w:rPr>
         <w:t xml:space="preserve">Abre el mapa: </w:t>
       </w:r>
-      <w:hyperlink w:history="1" r:id="rIda3pegorjdofpfmjhpkl1a">
+      <w:hyperlink w:history="1" r:id="rId7ps7h7xbdj55x3foev3bu">
         <w:r>
           <w:rPr>
             <w:i/>

--- a/resources/dist/sheets/we-the-people-1787-1791-student-sheet-es.docx
+++ b/resources/dist/sheets/we-the-people-1787-1791-student-sheet-es.docx
@@ -64,7 +64,7 @@
         </w:rPr>
         <w:t xml:space="preserve">Abre el mapa: </w:t>
       </w:r>
-      <w:hyperlink w:history="1" r:id="rId7ps7h7xbdj55x3foev3bu">
+      <w:hyperlink w:history="1" r:id="rIdiy5s7et5pf0mea8fgrioj">
         <w:r>
           <w:rPr>
             <w:i/>
@@ -795,7 +795,7 @@
       <w:pStyle w:val="Credits"/>
     </w:pPr>
     <w:r>
-      <w:t xml:space="preserve">Nosotros, el pueblo: representación y ratificación, 1787–1791, 0.6.0.</w:t>
+      <w:t xml:space="preserve">Nosotros, el pueblo: representación y ratificación, 1787–1791, 0.6.1.</w:t>
     </w:r>
   </w:p>
 </w:ftr>

--- a/resources/dist/sheets/we-the-people-1787-1791-student-sheet-es.docx
+++ b/resources/dist/sheets/we-the-people-1787-1791-student-sheet-es.docx
@@ -55,7 +55,7 @@
     </w:p>
     <w:p>
       <w:pPr>
-        <w:spacing w:after="40"/>
+        <w:spacing w:after="160"/>
       </w:pPr>
       <w:r>
         <w:rPr>
@@ -64,7 +64,7 @@
         </w:rPr>
         <w:t xml:space="preserve">Abre el mapa: </w:t>
       </w:r>
-      <w:hyperlink w:history="1" r:id="rIdiy5s7et5pf0mea8fgrioj">
+      <w:hyperlink w:history="1" r:id="rIdyiz77_-9hno31rmea37l0">
         <w:r>
           <w:rPr>
             <w:i/>
@@ -78,15 +78,6 @@
     </w:p>
     <w:p>
       <w:pPr>
-        <w:pStyle w:val="Credits"/>
-        <w:spacing w:after="160"/>
-      </w:pPr>
-      <w:r>
-        <w:t xml:space="preserve">Dirección del mapa: https://www.arcgis.com/apps/instant/atlas/index.html?appid=0cd1cdee853c413a84bfe4b9a6931f0d&amp;webmap=eba1ea7488624f3c88ef094167ed03ca</w:t>
-      </w:r>
-    </w:p>
-    <w:p>
-      <w:pPr>
         <w:pStyle w:val="Heading2"/>
         <w:spacing w:after="20" w:before="80"/>
       </w:pPr>
@@ -721,19 +712,6 @@
       </w:pPr>
       <w:r>
         <w:t xml:space="preserve"/>
-      </w:r>
-    </w:p>
-    <w:p>
-      <w:pPr>
-        <w:pStyle w:val="Credits"/>
-        <w:spacing w:before="60" w:line="190"/>
-      </w:pPr>
-      <w:r>
-        <w:rPr>
-          <w:sz w:val="16"/>
-          <w:szCs w:val="16"/>
-        </w:rPr>
-        <w:t xml:space="preserve">Datos del mapa: U.S. Census Bureau, 1790 census and apportionment ratio; Apportionment Act of April 14, 1792 (National Archives); state outlines from Natural Earth; National Archives; U.S. Census Bureau (MapMaker catalogue); Center for the Study of the American Constitution, University of Wisconsin–Madison (votes, dates and meeting places).</w:t>
       </w:r>
     </w:p>
     <w:sectPr>

--- a/resources/dist/sheets/we-the-people-1787-1791-student-sheet-es.docx
+++ b/resources/dist/sheets/we-the-people-1787-1791-student-sheet-es.docx
@@ -64,7 +64,7 @@
         </w:rPr>
         <w:t xml:space="preserve">Abre el mapa: </w:t>
       </w:r>
-      <w:hyperlink w:history="1" r:id="rIdyiz77_-9hno31rmea37l0">
+      <w:hyperlink w:history="1" r:id="rId7t_uzhnnzijolkhyhus5u">
         <w:r>
           <w:rPr>
             <w:i/>
@@ -90,7 +90,7 @@
         <w:spacing w:after="80"/>
       </w:pPr>
       <w:r>
-        <w:t xml:space="preserve">En 1787, delegados de doce estados se reunieron en Filadelfia y redactaron la Constitución. Los estados grandes y los pequeños no estaban de acuerdo sobre cuántos votos debía tener cada uno en el Congreso. La Constitución solo entraría en vigor cuando nueve estados la ratificaran, cada uno en una convención especial.</w:t>
+        <w:t xml:space="preserve">En 1787, delegados de doce estados se reunieron en Filadelfia y redactaron la Constitución. Los estados grandes y los pequeños no estaban de acuerdo sobre cuántos votos debía tener cada uno en el Congreso. Lo resolvieron con el Gran Compromiso y con el Compromiso de los Tres Quintos, que decidió cómo se contaba a las personas esclavizadas. La Constitución solo entraría en vigor cuando nueve estados la ratificaran, cada uno en una convención especial.</w:t>
       </w:r>
     </w:p>
     <w:p>
@@ -427,21 +427,21 @@
           <w:sz w:val="22"/>
           <w:szCs w:val="22"/>
         </w:rPr>
-        <w:t xml:space="preserve">2.	Lee las dos últimas líneas de cada ventana emergente: los escaños si se contara a todas las personas esclavizadas, o a ninguna.</w:t>
-      </w:r>
-    </w:p>
-    <w:p>
-      <w:pPr>
-        <w:keepNext/>
-        <w:spacing w:after="0" w:line="230"/>
-        <w:ind w:left="720" w:hanging="300"/>
-      </w:pPr>
-      <w:r>
-        <w:rPr>
-          <w:sz w:val="22"/>
-          <w:szCs w:val="22"/>
-        </w:rPr>
-        <w:t xml:space="preserve">3.	Haz clic en otros estados y lee las mismas dos líneas.</w:t>
+        <w:t xml:space="preserve">2.	Lee los escaños de 1793 en cada ventana emergente y luego las dos últimas líneas: los escaños si se hubiera contado a todas las personas esclavizadas, o a ninguna.</w:t>
+      </w:r>
+    </w:p>
+    <w:p>
+      <w:pPr>
+        <w:keepNext/>
+        <w:spacing w:after="0" w:line="230"/>
+        <w:ind w:left="720" w:hanging="300"/>
+      </w:pPr>
+      <w:r>
+        <w:rPr>
+          <w:sz w:val="22"/>
+          <w:szCs w:val="22"/>
+        </w:rPr>
+        <w:t xml:space="preserve">3.	Haz clic en otros estados y compara los mismos tres números.</w:t>
       </w:r>
     </w:p>
     <w:p>
@@ -459,7 +459,7 @@
         <w:t xml:space="preserve">Responde: </w:t>
       </w:r>
       <w:r>
-        <w:t xml:space="preserve">Según la cláusula de los tres quintos, se contaban tres de cada cinco personas esclavizadas al repartir los escaños de la Cámara. ¿Cuántos escaños habrían tenido Virginia y Carolina del Sur si se hubiera contado a todas las personas esclavizadas, o a ninguna? ¿Qué estados ganaron escaños al contar a personas que no podían votar?</w:t>
+        <w:t xml:space="preserve">Según la cláusula de los tres quintos, se contaban tres de cada cinco personas esclavizadas al repartir los escaños de la Cámara. ¿Cuántos escaños tuvieron Virginia y Carolina del Sur con la cláusula, y cuántos habría tenido cada uno si se hubiera contado a todas las personas esclavizadas, o a ninguna? ¿Qué estados ganaron escaños al contar a personas esclavizadas, que no podían votar?</w:t>
       </w:r>
     </w:p>
     <w:p>
@@ -487,7 +487,16 @@
         <w:t xml:space="preserve">              </w:t>
       </w:r>
       <w:r>
-        <w:t xml:space="preserve"> si no se contaba a las personas esclavizadas.</w:t>
+        <w:t xml:space="preserve"> si se hubiera contado a todas; </w:t>
+      </w:r>
+      <w:r>
+        <w:rPr>
+          <w:u w:val="single"/>
+        </w:rPr>
+        <w:t xml:space="preserve">              </w:t>
+      </w:r>
+      <w:r>
+        <w:t xml:space="preserve"> si no se hubiera contado a ninguna.</w:t>
       </w:r>
     </w:p>
     <w:p>
@@ -773,7 +782,7 @@
       <w:pStyle w:val="Credits"/>
     </w:pPr>
     <w:r>
-      <w:t xml:space="preserve">Nosotros, el pueblo: representación y ratificación, 1787–1791, 0.6.1.</w:t>
+      <w:t xml:space="preserve">Nosotros, el pueblo: representación y ratificación, 1787–1791, 0.7.0.</w:t>
     </w:r>
   </w:p>
 </w:ftr>

--- a/resources/dist/sheets/we-the-people-1787-1791-student-sheet-es.docx
+++ b/resources/dist/sheets/we-the-people-1787-1791-student-sheet-es.docx
@@ -64,7 +64,7 @@
         </w:rPr>
         <w:t xml:space="preserve">Abre el mapa: </w:t>
       </w:r>
-      <w:hyperlink w:history="1" r:id="rId7t_uzhnnzijolkhyhus5u">
+      <w:hyperlink w:history="1" r:id="rIdjgrheeen1vgqcrq6h98d0">
         <w:r>
           <w:rPr>
             <w:i/>
@@ -782,7 +782,7 @@
       <w:pStyle w:val="Credits"/>
     </w:pPr>
     <w:r>
-      <w:t xml:space="preserve">Nosotros, el pueblo: representación y ratificación, 1787–1791, 0.7.0.</w:t>
+      <w:t xml:space="preserve">Nosotros, el pueblo: representación y ratificación, 1787–1791, 0.7.1.</w:t>
     </w:r>
   </w:p>
 </w:ftr>

--- a/resources/dist/sheets/we-the-people-1787-1791-student-sheet-es.docx
+++ b/resources/dist/sheets/we-the-people-1787-1791-student-sheet-es.docx
@@ -64,7 +64,7 @@
         </w:rPr>
         <w:t xml:space="preserve">Abre el mapa: </w:t>
       </w:r>
-      <w:hyperlink w:history="1" r:id="rIdjgrheeen1vgqcrq6h98d0">
+      <w:hyperlink w:history="1" r:id="rIdbyhtlo3mqv6s5mzhuetjv">
         <w:r>
           <w:rPr>
             <w:i/>

--- a/resources/dist/sheets/we-the-people-1787-1791-student-sheet-es.docx
+++ b/resources/dist/sheets/we-the-people-1787-1791-student-sheet-es.docx
@@ -64,7 +64,7 @@
         </w:rPr>
         <w:t xml:space="preserve">Abre el mapa: </w:t>
       </w:r>
-      <w:hyperlink w:history="1" r:id="rIdbyhtlo3mqv6s5mzhuetjv">
+      <w:hyperlink w:history="1" r:id="rIdnkhq51fjq5b7ukkikw6sd">
         <w:r>
           <w:rPr>
             <w:i/>

--- a/resources/dist/sheets/we-the-people-1787-1791-student-sheet-es.docx
+++ b/resources/dist/sheets/we-the-people-1787-1791-student-sheet-es.docx
@@ -64,7 +64,7 @@
         </w:rPr>
         <w:t xml:space="preserve">Abre el mapa: </w:t>
       </w:r>
-      <w:hyperlink w:history="1" r:id="rIdnkhq51fjq5b7ukkikw6sd">
+      <w:hyperlink w:history="1" r:id="rId2crnpwfj2kihcrd_q4y7w">
         <w:r>
           <w:rPr>
             <w:i/>
